--- a/public/brand/office/niall-tech-word-template.docx
+++ b/public/brand/office/niall-tech-word-template.docx
@@ -133,7 +133,7 @@
         <w:sz w:val="16"/>
         <w:szCs w:val="16"/>
       </w:rPr>
-      <w:t xml:space="preserve">   ·   nialltech.com   ·   hello@nialltech.com   ·   +1 (555) 014-2200</w:t>
+      <w:t xml:space="preserve">   ·   nialltech.com   ·   hello@nialltech.com   ·   (360) 474-7305</w:t>
     </w:r>
   </w:p>
 </w:ftr>

--- a/public/brand/office/niall-tech-word-template.docx
+++ b/public/brand/office/niall-tech-word-template.docx
@@ -133,7 +133,7 @@
         <w:sz w:val="16"/>
         <w:szCs w:val="16"/>
       </w:rPr>
-      <w:t xml:space="preserve">   ·   nialltech.com   ·   hello@nialltech.com   ·   (360) 474-7305</w:t>
+      <w:t xml:space="preserve">   ·   nialltech.com   ·   pdent@nialltech.com   ·   (360) 474-7305</w:t>
     </w:r>
   </w:p>
 </w:ftr>

--- a/public/brand/office/niall-tech-word-template.docx
+++ b/public/brand/office/niall-tech-word-template.docx
@@ -133,7 +133,7 @@
         <w:sz w:val="16"/>
         <w:szCs w:val="16"/>
       </w:rPr>
-      <w:t xml:space="preserve">   ·   nialltech.com   ·   pdent@nialltech.com   ·   (360) 474-7305</w:t>
+      <w:t xml:space="preserve">   ·   nialltech.com   ·   hello@nialltech.com   ·   (360) 474-7305</w:t>
     </w:r>
   </w:p>
 </w:ftr>
